--- a/CÔNG TY CÔNG NGHIỆP BỬU CHI/Notes.docx
+++ b/CÔNG TY CÔNG NGHIỆP BỬU CHI/Notes.docx
@@ -1,6 +1,6 @@
 
 <file path=word/document.xml><?xml version="1.0" encoding="utf-8"?>
-<w:document xmlns:wpc="http://schemas.microsoft.com/office/word/2010/wordprocessingCanvas" xmlns:cx="http://schemas.microsoft.com/office/drawing/2014/chartex" xmlns:cx1="http://schemas.microsoft.com/office/drawing/2015/9/8/chartex" xmlns:mc="http://schemas.openxmlformats.org/markup-compatibility/2006" xmlns:o="urn:schemas-microsoft-com:office:office" xmlns:r="http://schemas.openxmlformats.org/officeDocument/2006/relationships" xmlns:m="http://schemas.openxmlformats.org/officeDocument/2006/math" xmlns:v="urn:schemas-microsoft-com:vml" xmlns:wp14="http://schemas.microsoft.com/office/word/2010/wordprocessingDrawing" xmlns:wp="http://schemas.openxmlformats.org/drawingml/2006/wordprocessingDrawing" xmlns:w10="urn:schemas-microsoft-com:office:word" xmlns:w="http://schemas.openxmlformats.org/wordprocessingml/2006/main" xmlns:w14="http://schemas.microsoft.com/office/word/2010/wordml" xmlns:w15="http://schemas.microsoft.com/office/word/2012/wordml" xmlns:w16se="http://schemas.microsoft.com/office/word/2015/wordml/symex" xmlns:wpg="http://schemas.microsoft.com/office/word/2010/wordprocessingGroup" xmlns:wpi="http://schemas.microsoft.com/office/word/2010/wordprocessingInk" xmlns:wne="http://schemas.microsoft.com/office/word/2006/wordml" xmlns:wps="http://schemas.microsoft.com/office/word/2010/wordprocessingShape" mc:Ignorable="w14 w15 w16se wp14">
+<w:document xmlns:wpc="http://schemas.microsoft.com/office/word/2010/wordprocessingCanvas" xmlns:cx="http://schemas.microsoft.com/office/drawing/2014/chartex" xmlns:cx1="http://schemas.microsoft.com/office/drawing/2015/9/8/chartex" xmlns:cx2="http://schemas.microsoft.com/office/drawing/2015/10/21/chartex" xmlns:cx3="http://schemas.microsoft.com/office/drawing/2016/5/9/chartex" xmlns:cx4="http://schemas.microsoft.com/office/drawing/2016/5/10/chartex" xmlns:cx5="http://schemas.microsoft.com/office/drawing/2016/5/11/chartex" xmlns:cx6="http://schemas.microsoft.com/office/drawing/2016/5/12/chartex" xmlns:cx7="http://schemas.microsoft.com/office/drawing/2016/5/13/chartex" xmlns:cx8="http://schemas.microsoft.com/office/drawing/2016/5/14/chartex" xmlns:mc="http://schemas.openxmlformats.org/markup-compatibility/2006" xmlns:aink="http://schemas.microsoft.com/office/drawing/2016/ink" xmlns:am3d="http://schemas.microsoft.com/office/drawing/2017/model3d" xmlns:o="urn:schemas-microsoft-com:office:office" xmlns:oel="http://schemas.microsoft.com/office/2019/extlst" xmlns:r="http://schemas.openxmlformats.org/officeDocument/2006/relationships" xmlns:m="http://schemas.openxmlformats.org/officeDocument/2006/math" xmlns:v="urn:schemas-microsoft-com:vml" xmlns:wp14="http://schemas.microsoft.com/office/word/2010/wordprocessingDrawing" xmlns:wp="http://schemas.openxmlformats.org/drawingml/2006/wordprocessingDrawing" xmlns:w10="urn:schemas-microsoft-com:office:word" xmlns:w="http://schemas.openxmlformats.org/wordprocessingml/2006/main" xmlns:w14="http://schemas.microsoft.com/office/word/2010/wordml" xmlns:w15="http://schemas.microsoft.com/office/word/2012/wordml" xmlns:w16cex="http://schemas.microsoft.com/office/word/2018/wordml/cex" xmlns:w16cid="http://schemas.microsoft.com/office/word/2016/wordml/cid" xmlns:w16="http://schemas.microsoft.com/office/word/2018/wordml" xmlns:w16du="http://schemas.microsoft.com/office/word/2023/wordml/word16du" xmlns:w16sdtdh="http://schemas.microsoft.com/office/word/2020/wordml/sdtdatahash" xmlns:w16sdtfl="http://schemas.microsoft.com/office/word/2024/wordml/sdtformatlock" xmlns:w16se="http://schemas.microsoft.com/office/word/2015/wordml/symex" xmlns:wpg="http://schemas.microsoft.com/office/word/2010/wordprocessingGroup" xmlns:wpi="http://schemas.microsoft.com/office/word/2010/wordprocessingInk" xmlns:wne="http://schemas.microsoft.com/office/word/2006/wordml" xmlns:wps="http://schemas.microsoft.com/office/word/2010/wordprocessingShape" mc:Ignorable="w14 w15 w16se w16cid w16 w16cex w16sdtdh w16sdtfl w16du wp14">
   <w:body>
     <w:p>
       <w:r>
@@ -269,13 +269,7 @@
         <w:ind w:left="1440"/>
       </w:pPr>
       <w:r>
-        <w:t xml:space="preserve">Thành viên thứ </w:t>
-      </w:r>
-      <w:r>
-        <w:t>1</w:t>
-      </w:r>
-      <w:r>
-        <w:t>:</w:t>
+        <w:t>Thành viên thứ 1:</w:t>
       </w:r>
     </w:p>
     <w:p>
@@ -626,7 +620,10 @@
         <w:t>Nơi ở hiện tại:</w:t>
       </w:r>
       <w:r>
-        <w:t xml:space="preserve"> 10, Đỗ Văn Thi, Kp Nhị Hoà, Phường Trấn Biên, Thành</w:t>
+        <w:t xml:space="preserve"> </w:t>
+      </w:r>
+      <w:r>
+        <w:t>10, Đỗ Văn Thi, Kp Nhị Hoà, Phường Trấn Biên, Thành phố Đồng Nai</w:t>
       </w:r>
     </w:p>
     <w:p>
@@ -642,25 +639,7 @@
         <w:t>Phần vốn góp:</w:t>
       </w:r>
       <w:r>
-        <w:t xml:space="preserve"> </w:t>
-      </w:r>
-      <w:r>
-        <w:t>6</w:t>
-      </w:r>
-      <w:r>
-        <w:t>.000.000.000(</w:t>
-      </w:r>
-      <w:r>
-        <w:t>Sáu</w:t>
-      </w:r>
-      <w:r>
-        <w:t xml:space="preserve"> tỷ đồng) chiếm </w:t>
-      </w:r>
-      <w:r>
-        <w:t>6</w:t>
-      </w:r>
-      <w:r>
-        <w:t>0 % vốn điều lệ</w:t>
+        <w:t xml:space="preserve"> 6.000.000.000(Sáu tỷ đồng) chiếm 60 % vốn điều lệ</w:t>
       </w:r>
     </w:p>
     <w:p>
@@ -1367,8 +1346,6 @@
       <w:r>
         <w:t>:</w:t>
       </w:r>
-      <w:bookmarkStart w:id="3" w:name="_GoBack"/>
-      <w:bookmarkEnd w:id="3"/>
     </w:p>
     <w:p>
       <w:pPr>
@@ -1410,7 +1387,7 @@
         <w:br/>
         <w:t xml:space="preserve">- </w:t>
       </w:r>
-      <w:bookmarkStart w:id="4" w:name="_Hlk231715502"/>
+      <w:bookmarkStart w:id="3" w:name="_Hlk231715502"/>
       <w:r>
         <w:t xml:space="preserve">Cập nhật địa chỉ </w:t>
       </w:r>
@@ -1423,7 +1400,7 @@
       <w:r>
         <w:t>Lô B2-60, khu công nghiệp Tân Đông Hiệp B, Phường Tân Đông Hiệp, TP Hồ Chí Minh, Việt Nam</w:t>
       </w:r>
-      <w:bookmarkEnd w:id="4"/>
+      <w:bookmarkEnd w:id="3"/>
     </w:p>
     <w:p>
       <w:pPr>
@@ -1656,11 +1633,11 @@
       <w:r>
         <w:t xml:space="preserve">Cập nhật địa chỉ ông/bà </w:t>
       </w:r>
-      <w:bookmarkStart w:id="5" w:name="_Hlk231715564"/>
+      <w:bookmarkStart w:id="4" w:name="_Hlk231715564"/>
       <w:r>
         <w:t>LÊ KIÊM XUYẾN</w:t>
       </w:r>
-      <w:bookmarkEnd w:id="5"/>
+      <w:bookmarkEnd w:id="4"/>
       <w:r>
         <w:t xml:space="preserve">, </w:t>
       </w:r>
@@ -1679,7 +1656,7 @@
           <w:numId w:val="4"/>
         </w:numPr>
       </w:pPr>
-      <w:bookmarkStart w:id="6" w:name="_Hlk231715751"/>
+      <w:bookmarkStart w:id="5" w:name="_Hlk231715751"/>
       <w:r>
         <w:t xml:space="preserve">Cập nhật thông tin thành viên </w:t>
       </w:r>
@@ -1774,7 +1751,7 @@
         <w:t>10, Đỗ Văn Thi, Kp Nhị Hoà, Phường Trấn Biên, Thành phố Đồng Nai</w:t>
       </w:r>
     </w:p>
-    <w:bookmarkEnd w:id="6"/>
+    <w:bookmarkEnd w:id="5"/>
     <w:p>
       <w:pPr>
         <w:ind w:left="1440"/>
@@ -1792,7 +1769,7 @@
 </file>
 
 <file path=word/numbering.xml><?xml version="1.0" encoding="utf-8"?>
-<w:numbering xmlns:wpc="http://schemas.microsoft.com/office/word/2010/wordprocessingCanvas" xmlns:cx="http://schemas.microsoft.com/office/drawing/2014/chartex" xmlns:cx1="http://schemas.microsoft.com/office/drawing/2015/9/8/chartex" xmlns:mc="http://schemas.openxmlformats.org/markup-compatibility/2006" xmlns:o="urn:schemas-microsoft-com:office:office" xmlns:r="http://schemas.openxmlformats.org/officeDocument/2006/relationships" xmlns:m="http://schemas.openxmlformats.org/officeDocument/2006/math" xmlns:v="urn:schemas-microsoft-com:vml" xmlns:wp14="http://schemas.microsoft.com/office/word/2010/wordprocessingDrawing" xmlns:wp="http://schemas.openxmlformats.org/drawingml/2006/wordprocessingDrawing" xmlns:w10="urn:schemas-microsoft-com:office:word" xmlns:w="http://schemas.openxmlformats.org/wordprocessingml/2006/main" xmlns:w14="http://schemas.microsoft.com/office/word/2010/wordml" xmlns:w15="http://schemas.microsoft.com/office/word/2012/wordml" xmlns:w16se="http://schemas.microsoft.com/office/word/2015/wordml/symex" xmlns:wpg="http://schemas.microsoft.com/office/word/2010/wordprocessingGroup" xmlns:wpi="http://schemas.microsoft.com/office/word/2010/wordprocessingInk" xmlns:wne="http://schemas.microsoft.com/office/word/2006/wordml" xmlns:wps="http://schemas.microsoft.com/office/word/2010/wordprocessingShape" mc:Ignorable="w14 w15 w16se wp14">
+<w:numbering xmlns:wpc="http://schemas.microsoft.com/office/word/2010/wordprocessingCanvas" xmlns:cx="http://schemas.microsoft.com/office/drawing/2014/chartex" xmlns:cx1="http://schemas.microsoft.com/office/drawing/2015/9/8/chartex" xmlns:cx2="http://schemas.microsoft.com/office/drawing/2015/10/21/chartex" xmlns:cx3="http://schemas.microsoft.com/office/drawing/2016/5/9/chartex" xmlns:cx4="http://schemas.microsoft.com/office/drawing/2016/5/10/chartex" xmlns:cx5="http://schemas.microsoft.com/office/drawing/2016/5/11/chartex" xmlns:cx6="http://schemas.microsoft.com/office/drawing/2016/5/12/chartex" xmlns:cx7="http://schemas.microsoft.com/office/drawing/2016/5/13/chartex" xmlns:cx8="http://schemas.microsoft.com/office/drawing/2016/5/14/chartex" xmlns:mc="http://schemas.openxmlformats.org/markup-compatibility/2006" xmlns:aink="http://schemas.microsoft.com/office/drawing/2016/ink" xmlns:am3d="http://schemas.microsoft.com/office/drawing/2017/model3d" xmlns:o="urn:schemas-microsoft-com:office:office" xmlns:oel="http://schemas.microsoft.com/office/2019/extlst" xmlns:r="http://schemas.openxmlformats.org/officeDocument/2006/relationships" xmlns:m="http://schemas.openxmlformats.org/officeDocument/2006/math" xmlns:v="urn:schemas-microsoft-com:vml" xmlns:wp14="http://schemas.microsoft.com/office/word/2010/wordprocessingDrawing" xmlns:wp="http://schemas.openxmlformats.org/drawingml/2006/wordprocessingDrawing" xmlns:w10="urn:schemas-microsoft-com:office:word" xmlns:w="http://schemas.openxmlformats.org/wordprocessingml/2006/main" xmlns:w14="http://schemas.microsoft.com/office/word/2010/wordml" xmlns:w15="http://schemas.microsoft.com/office/word/2012/wordml" xmlns:w16cex="http://schemas.microsoft.com/office/word/2018/wordml/cex" xmlns:w16cid="http://schemas.microsoft.com/office/word/2016/wordml/cid" xmlns:w16="http://schemas.microsoft.com/office/word/2018/wordml" xmlns:w16du="http://schemas.microsoft.com/office/word/2023/wordml/word16du" xmlns:w16sdtdh="http://schemas.microsoft.com/office/word/2020/wordml/sdtdatahash" xmlns:w16sdtfl="http://schemas.microsoft.com/office/word/2024/wordml/sdtformatlock" xmlns:w16se="http://schemas.microsoft.com/office/word/2015/wordml/symex" xmlns:wpg="http://schemas.microsoft.com/office/word/2010/wordprocessingGroup" xmlns:wpi="http://schemas.microsoft.com/office/word/2010/wordprocessingInk" xmlns:wne="http://schemas.microsoft.com/office/word/2006/wordml" xmlns:wps="http://schemas.microsoft.com/office/word/2010/wordprocessingShape" mc:Ignorable="w14 w15 w16se w16cid w16 w16cex w16sdtdh w16sdtfl w16du wp14">
   <w:abstractNum w:abstractNumId="0" w15:restartNumberingAfterBreak="0">
     <w:nsid w:val="093E4FD0"/>
     <w:multiLevelType w:val="hybridMultilevel"/>
@@ -2579,29 +2556,29 @@
       </w:rPr>
     </w:lvl>
   </w:abstractNum>
-  <w:num w:numId="1">
+  <w:num w:numId="1" w16cid:durableId="2132165940">
     <w:abstractNumId w:val="1"/>
   </w:num>
-  <w:num w:numId="2">
+  <w:num w:numId="2" w16cid:durableId="2003313449">
     <w:abstractNumId w:val="4"/>
   </w:num>
-  <w:num w:numId="3">
+  <w:num w:numId="3" w16cid:durableId="1099986206">
     <w:abstractNumId w:val="0"/>
   </w:num>
-  <w:num w:numId="4">
+  <w:num w:numId="4" w16cid:durableId="964778512">
     <w:abstractNumId w:val="5"/>
   </w:num>
-  <w:num w:numId="5">
+  <w:num w:numId="5" w16cid:durableId="2138791091">
     <w:abstractNumId w:val="3"/>
   </w:num>
-  <w:num w:numId="6">
+  <w:num w:numId="6" w16cid:durableId="967322922">
     <w:abstractNumId w:val="2"/>
   </w:num>
 </w:numbering>
 </file>
 
 <file path=word/styles.xml><?xml version="1.0" encoding="utf-8"?>
-<w:styles xmlns:mc="http://schemas.openxmlformats.org/markup-compatibility/2006" xmlns:r="http://schemas.openxmlformats.org/officeDocument/2006/relationships" xmlns:w="http://schemas.openxmlformats.org/wordprocessingml/2006/main" xmlns:w14="http://schemas.microsoft.com/office/word/2010/wordml" xmlns:w15="http://schemas.microsoft.com/office/word/2012/wordml" xmlns:w16se="http://schemas.microsoft.com/office/word/2015/wordml/symex" mc:Ignorable="w14 w15 w16se">
+<w:styles xmlns:mc="http://schemas.openxmlformats.org/markup-compatibility/2006" xmlns:r="http://schemas.openxmlformats.org/officeDocument/2006/relationships" xmlns:w="http://schemas.openxmlformats.org/wordprocessingml/2006/main" xmlns:w14="http://schemas.microsoft.com/office/word/2010/wordml" xmlns:w15="http://schemas.microsoft.com/office/word/2012/wordml" xmlns:w16cex="http://schemas.microsoft.com/office/word/2018/wordml/cex" xmlns:w16cid="http://schemas.microsoft.com/office/word/2016/wordml/cid" xmlns:w16="http://schemas.microsoft.com/office/word/2018/wordml" xmlns:w16du="http://schemas.microsoft.com/office/word/2023/wordml/word16du" xmlns:w16sdtdh="http://schemas.microsoft.com/office/word/2020/wordml/sdtdatahash" xmlns:w16sdtfl="http://schemas.microsoft.com/office/word/2024/wordml/sdtformatlock" xmlns:w16se="http://schemas.microsoft.com/office/word/2015/wordml/symex" mc:Ignorable="w14 w15 w16se w16cid w16 w16cex w16sdtdh w16sdtfl w16du">
   <w:docDefaults>
     <w:rPrDefault>
       <w:rPr>
@@ -2619,7 +2596,7 @@
       </w:pPr>
     </w:pPrDefault>
   </w:docDefaults>
-  <w:latentStyles w:defLockedState="0" w:defUIPriority="99" w:defSemiHidden="0" w:defUnhideWhenUsed="0" w:defQFormat="0" w:count="371">
+  <w:latentStyles w:defLockedState="0" w:defUIPriority="99" w:defSemiHidden="0" w:defUnhideWhenUsed="0" w:defQFormat="0" w:count="376">
     <w:lsdException w:name="Normal" w:uiPriority="0" w:qFormat="1"/>
     <w:lsdException w:name="heading 1" w:uiPriority="9" w:qFormat="1"/>
     <w:lsdException w:name="heading 2" w:semiHidden="1" w:uiPriority="9" w:unhideWhenUsed="1" w:qFormat="1"/>
@@ -2991,6 +2968,11 @@
     <w:lsdException w:name="List Table 5 Dark Accent 6" w:uiPriority="50"/>
     <w:lsdException w:name="List Table 6 Colorful Accent 6" w:uiPriority="51"/>
     <w:lsdException w:name="List Table 7 Colorful Accent 6" w:uiPriority="52"/>
+    <w:lsdException w:name="Mention" w:semiHidden="1" w:unhideWhenUsed="1"/>
+    <w:lsdException w:name="Smart Hyperlink" w:semiHidden="1" w:unhideWhenUsed="1"/>
+    <w:lsdException w:name="Hashtag" w:semiHidden="1" w:unhideWhenUsed="1"/>
+    <w:lsdException w:name="Unresolved Mention" w:semiHidden="1" w:unhideWhenUsed="1"/>
+    <w:lsdException w:name="Smart Link" w:semiHidden="1" w:unhideWhenUsed="1"/>
   </w:latentStyles>
   <w:style w:type="paragraph" w:default="1" w:styleId="Normal">
     <w:name w:val="Normal"/>
